--- a/tests/fixtures/synthetic/files/grant_application__overclaims.docx
+++ b/tests/fixtures/synthetic/files/grant_application__overclaims.docx
@@ -7,7 +7,7 @@
         <w:pStyle w:val="Title"/>
       </w:pPr>
       <w:r>
-        <w:t>Screening pathways for hypertension in underserved populations: Mechanisms and Interventions</w:t>
+        <w:t>Measuring the labor-market effects of remote work policy</w:t>
       </w:r>
     </w:p>
     <w:p>
@@ -20,17 +20,12 @@
     </w:p>
     <w:p>
       <w:r>
-        <w:t>Aim 1: Advance screening pathways for hypertension in underserved populations via a intervention-focused strategy.</w:t>
+        <w:t>Aim 1: Advance measuring the labor-market effects of remote work policy via a survey instrument-focused strategy.</w:t>
       </w:r>
     </w:p>
     <w:p>
       <w:r>
-        <w:t>Aim 2: Advance screening pathways for hypertension in underserved populations via a intervention-focused strategy.</w:t>
-      </w:r>
-    </w:p>
-    <w:p>
-      <w:r>
-        <w:t>Aim 3: Advance screening pathways for hypertension in underserved populations via a intervention-focused strategy.</w:t>
+        <w:t>Aim 2: Advance measuring the labor-market effects of remote work policy via a survey instrument-focused strategy.</w:t>
       </w:r>
     </w:p>
     <w:p>
@@ -43,7 +38,7 @@
     </w:p>
     <w:p>
       <w:r>
-        <w:t>This proposal addresses screening pathways for hypertension in underserved populations, a problem with substantial significance. Prior work has established a partial understanding, yet key gaps remain. We will assemble a multidisciplinary team with complementary expertise. Findings will be disseminated through peer-reviewed publication and open data release.</w:t>
+        <w:t>We will assemble a multidisciplinary team with complementary expertise. Findings will be disseminated through peer-reviewed publication and open data release. Rigorous, pre-registered analyses will guard against bias and support reproducibility. Our preliminary data suggest a tractable path toward measurable improvement.</w:t>
       </w:r>
     </w:p>
     <w:p>
@@ -56,7 +51,7 @@
     </w:p>
     <w:p>
       <w:r>
-        <w:t>This proposal addresses screening pathways for hypertension in underserved populations, a problem with substantial significance. Prior work has established a partial understanding, yet key gaps remain. Our preliminary data suggest a tractable path toward measurable improvement. Rigorous, pre-registered analyses will guard against bias and support reproducibility.</w:t>
+        <w:t>Prior work has established a partial understanding, yet key gaps remain. Our preliminary data suggest a tractable path toward measurable improvement. Rigorous, pre-registered analyses will guard against bias and support reproducibility. The approach integrates established survey instrument methods with a novel analytical pipeline.</w:t>
       </w:r>
     </w:p>
     <w:p>
@@ -69,7 +64,7 @@
     </w:p>
     <w:p>
       <w:r>
-        <w:t>Our method is guaranteed to outperform every existing approach by an order of magnitude. The results will immediately transform practice nationwide upon completion.</w:t>
+        <w:t>This work will definitively cure the condition within the funding period. The results will immediately transform practice nationwide upon completion.</w:t>
       </w:r>
     </w:p>
     <w:p>
@@ -82,7 +77,7 @@
     </w:p>
     <w:p>
       <w:r>
-        <w:t>The PI has a sustained track record of funded work in this area. The R2 host institution offers focused departmental resources and regional research partnerships, backed by a growing institutional research base.</w:t>
+        <w:t>Two co-equal PIs contribute complementary methods under joint leadership. The R2 host institution offers focused departmental resources and regional research partnerships, backed by a growing institutional research base.</w:t>
       </w:r>
     </w:p>
     <w:p>
@@ -95,7 +90,7 @@
     </w:p>
     <w:p>
       <w:r>
-        <w:t>Total requested support is $677,628 over 3 years at a R2 institution, covering personnel, materials, and dissemination.</w:t>
+        <w:t>Total requested support is $381,568 over 2 years at a R2 institution, covering personnel, materials, and dissemination.</w:t>
       </w:r>
     </w:p>
     <w:p>
@@ -111,7 +106,7 @@
         <w:pStyle w:val="ListNumber"/>
       </w:pPr>
       <w:r>
-        <w:t>[1] https://doi.org/10.1038/s41586-020-2649-2</w:t>
+        <w:t>[1] https://doi.org/10.1145/3292500.3330701</w:t>
       </w:r>
     </w:p>
     <w:p>
@@ -119,7 +114,7 @@
         <w:pStyle w:val="ListNumber"/>
       </w:pPr>
       <w:r>
-        <w:t>[2] https://doi.org/10.1101/gr.229102</w:t>
+        <w:t>[2] https://doi.org/10.1145/3292500.3330701</w:t>
       </w:r>
     </w:p>
     <w:p>
@@ -127,7 +122,7 @@
         <w:pStyle w:val="ListNumber"/>
       </w:pPr>
       <w:r>
-        <w:t>[3] https://doi.org/10.1016/j.cell.2016.07.054</w:t>
+        <w:t>[3] https://doi.org/10.1371/journal.pone.0173664</w:t>
       </w:r>
     </w:p>
     <w:p>
@@ -135,7 +130,55 @@
         <w:pStyle w:val="ListNumber"/>
       </w:pPr>
       <w:r>
-        <w:t>[4] https://doi.org/10.1056/NEJMoa2034577</w:t>
+        <w:t>[4] https://doi.org/10.1002/anie.201907688</w:t>
+      </w:r>
+    </w:p>
+    <w:p>
+      <w:pPr>
+        <w:pStyle w:val="ListNumber"/>
+      </w:pPr>
+      <w:r>
+        <w:t>[5] https://doi.org/10.1056/NEJMoa2034577</w:t>
+      </w:r>
+    </w:p>
+    <w:p>
+      <w:pPr>
+        <w:pStyle w:val="ListNumber"/>
+      </w:pPr>
+      <w:r>
+        <w:t>[6] https://doi.org/10.1145/3292500.3330701</w:t>
+      </w:r>
+    </w:p>
+    <w:p>
+      <w:pPr>
+        <w:pStyle w:val="ListNumber"/>
+      </w:pPr>
+      <w:r>
+        <w:t>[7] https://doi.org/10.1145/3292500.3330701</w:t>
+      </w:r>
+    </w:p>
+    <w:p>
+      <w:pPr>
+        <w:pStyle w:val="ListNumber"/>
+      </w:pPr>
+      <w:r>
+        <w:t>[8] https://doi.org/10.1056/NEJMoa2034577</w:t>
+      </w:r>
+    </w:p>
+    <w:p>
+      <w:pPr>
+        <w:pStyle w:val="ListNumber"/>
+      </w:pPr>
+      <w:r>
+        <w:t>[9] https://doi.org/10.1073/pnas.1517384113</w:t>
+      </w:r>
+    </w:p>
+    <w:p>
+      <w:pPr>
+        <w:pStyle w:val="ListNumber"/>
+      </w:pPr>
+      <w:r>
+        <w:t>[10] https://doi.org/10.1002/anie.201907688</w:t>
       </w:r>
     </w:p>
     <w:sectPr>

--- a/tests/fixtures/synthetic/files/grant_application__overclaims.docx
+++ b/tests/fixtures/synthetic/files/grant_application__overclaims.docx
@@ -7,7 +7,7 @@
         <w:pStyle w:val="Title"/>
       </w:pPr>
       <w:r>
-        <w:t>Measuring the labor-market effects of remote work policy</w:t>
+        <w:t>Screening pathways for hypertension in underserved populations: A Multidisciplinary Research Program</w:t>
       </w:r>
     </w:p>
     <w:p>
@@ -20,12 +20,17 @@
     </w:p>
     <w:p>
       <w:r>
-        <w:t>Aim 1: Advance measuring the labor-market effects of remote work policy via a survey instrument-focused strategy.</w:t>
+        <w:t>Aim 1: Advance screening pathways for hypertension in underserved populations via a intervention-focused strategy.</w:t>
       </w:r>
     </w:p>
     <w:p>
       <w:r>
-        <w:t>Aim 2: Advance measuring the labor-market effects of remote work policy via a survey instrument-focused strategy.</w:t>
+        <w:t>Aim 2: Advance screening pathways for hypertension in underserved populations via a intervention-focused strategy.</w:t>
+      </w:r>
+    </w:p>
+    <w:p>
+      <w:r>
+        <w:t>Aim 3: Advance screening pathways for hypertension in underserved populations via a intervention-focused strategy.</w:t>
       </w:r>
     </w:p>
     <w:p>
@@ -38,7 +43,7 @@
     </w:p>
     <w:p>
       <w:r>
-        <w:t>We will assemble a multidisciplinary team with complementary expertise. Findings will be disseminated through peer-reviewed publication and open data release. Rigorous, pre-registered analyses will guard against bias and support reproducibility. Our preliminary data suggest a tractable path toward measurable improvement.</w:t>
+        <w:t>Findings will be disseminated through peer-reviewed publication and open data release. Rigorous, pre-registered analyses will guard against bias and support reproducibility. This proposal addresses screening pathways for hypertension in underserved populations, a problem with substantial significance. We will assemble a multidisciplinary team with complementary expertise.</w:t>
       </w:r>
     </w:p>
     <w:p>
@@ -51,7 +56,7 @@
     </w:p>
     <w:p>
       <w:r>
-        <w:t>Prior work has established a partial understanding, yet key gaps remain. Our preliminary data suggest a tractable path toward measurable improvement. Rigorous, pre-registered analyses will guard against bias and support reproducibility. The approach integrates established survey instrument methods with a novel analytical pipeline.</w:t>
+        <w:t>Rigorous, pre-registered analyses will guard against bias and support reproducibility. We will assemble a multidisciplinary team with complementary expertise. Prior work has established a partial understanding, yet key gaps remain. Our preliminary data suggest a tractable path toward measurable improvement.</w:t>
       </w:r>
     </w:p>
     <w:p>
@@ -64,7 +69,7 @@
     </w:p>
     <w:p>
       <w:r>
-        <w:t>This work will definitively cure the condition within the funding period. The results will immediately transform practice nationwide upon completion.</w:t>
+        <w:t>Our method is guaranteed to outperform every existing approach by an order of magnitude. The results will immediately transform practice nationwide upon completion.</w:t>
       </w:r>
     </w:p>
     <w:p>
@@ -77,7 +82,7 @@
     </w:p>
     <w:p>
       <w:r>
-        <w:t>Two co-equal PIs contribute complementary methods under joint leadership. The R2 host institution offers focused departmental resources and regional research partnerships, backed by a growing institutional research base.</w:t>
+        <w:t>Two co-equal PIs contribute complementary methods under joint leadership. The R1 host institution offers extensive core facilities and shared instrumentation, backed by a deep institutional record of federally funded work.</w:t>
       </w:r>
     </w:p>
     <w:p>
@@ -90,7 +95,7 @@
     </w:p>
     <w:p>
       <w:r>
-        <w:t>Total requested support is $381,568 over 2 years at a R2 institution, covering personnel, materials, and dissemination.</w:t>
+        <w:t>Budget: personnel $726,017; equipment $113,747; travel $18,865; indirect costs $133,425. Total requested support is $992,054 over 5 years at a R1 institution.</w:t>
       </w:r>
     </w:p>
     <w:p>
@@ -106,7 +111,7 @@
         <w:pStyle w:val="ListNumber"/>
       </w:pPr>
       <w:r>
-        <w:t>[1] https://doi.org/10.1145/3292500.3330701</w:t>
+        <w:t>[1] https://doi.org/10.1038/nature14539</w:t>
       </w:r>
     </w:p>
     <w:p>
@@ -114,7 +119,7 @@
         <w:pStyle w:val="ListNumber"/>
       </w:pPr>
       <w:r>
-        <w:t>[2] https://doi.org/10.1145/3292500.3330701</w:t>
+        <w:t>[2] https://doi.org/10.1109/TPAMI.2016.2577031</w:t>
       </w:r>
     </w:p>
     <w:p>
@@ -122,7 +127,7 @@
         <w:pStyle w:val="ListNumber"/>
       </w:pPr>
       <w:r>
-        <w:t>[3] https://doi.org/10.1371/journal.pone.0173664</w:t>
+        <w:t>[3] https://doi.org/10.1021/jacs.9b02765</w:t>
       </w:r>
     </w:p>
     <w:p>
@@ -130,7 +135,7 @@
         <w:pStyle w:val="ListNumber"/>
       </w:pPr>
       <w:r>
-        <w:t>[4] https://doi.org/10.1002/anie.201907688</w:t>
+        <w:t>[4] https://doi.org/10.1038/s41586-020-2649-2</w:t>
       </w:r>
     </w:p>
     <w:p>
@@ -138,7 +143,7 @@
         <w:pStyle w:val="ListNumber"/>
       </w:pPr>
       <w:r>
-        <w:t>[5] https://doi.org/10.1056/NEJMoa2034577</w:t>
+        <w:t>[5] https://doi.org/10.1101/gr.229102</w:t>
       </w:r>
     </w:p>
     <w:p>
@@ -154,31 +159,7 @@
         <w:pStyle w:val="ListNumber"/>
       </w:pPr>
       <w:r>
-        <w:t>[7] https://doi.org/10.1145/3292500.3330701</w:t>
-      </w:r>
-    </w:p>
-    <w:p>
-      <w:pPr>
-        <w:pStyle w:val="ListNumber"/>
-      </w:pPr>
-      <w:r>
-        <w:t>[8] https://doi.org/10.1056/NEJMoa2034577</w:t>
-      </w:r>
-    </w:p>
-    <w:p>
-      <w:pPr>
-        <w:pStyle w:val="ListNumber"/>
-      </w:pPr>
-      <w:r>
-        <w:t>[9] https://doi.org/10.1073/pnas.1517384113</w:t>
-      </w:r>
-    </w:p>
-    <w:p>
-      <w:pPr>
-        <w:pStyle w:val="ListNumber"/>
-      </w:pPr>
-      <w:r>
-        <w:t>[10] https://doi.org/10.1002/anie.201907688</w:t>
+        <w:t>[7] https://doi.org/10.1073/pnas.1517384113</w:t>
       </w:r>
     </w:p>
     <w:sectPr>

--- a/tests/fixtures/synthetic/files/grant_application__overclaims.docx
+++ b/tests/fixtures/synthetic/files/grant_application__overclaims.docx
@@ -20,17 +20,17 @@
     </w:p>
     <w:p>
       <w:r>
-        <w:t>Aim 1: Advance screening pathways for hypertension in underserved populations via a intervention-focused strategy.</w:t>
+        <w:t>Aim 1: Advance screening pathways for hypertension in underserved populations via a intervention-focused strategy [1].</w:t>
       </w:r>
     </w:p>
     <w:p>
       <w:r>
-        <w:t>Aim 2: Advance screening pathways for hypertension in underserved populations via a intervention-focused strategy.</w:t>
+        <w:t>Aim 2: Advance screening pathways for hypertension in underserved populations via a intervention-focused strategy [2].</w:t>
       </w:r>
     </w:p>
     <w:p>
       <w:r>
-        <w:t>Aim 3: Advance screening pathways for hypertension in underserved populations via a intervention-focused strategy.</w:t>
+        <w:t>Aim 3: Advance screening pathways for hypertension in underserved populations via a intervention-focused strategy [3].</w:t>
       </w:r>
     </w:p>
     <w:p>
@@ -43,7 +43,7 @@
     </w:p>
     <w:p>
       <w:r>
-        <w:t>Findings will be disseminated through peer-reviewed publication and open data release. Rigorous, pre-registered analyses will guard against bias and support reproducibility. This proposal addresses screening pathways for hypertension in underserved populations, a problem with substantial significance. We will assemble a multidisciplinary team with complementary expertise.</w:t>
+        <w:t>Findings will be disseminated through peer-reviewed publication and open data release [4]. Rigorous, pre-registered analyses will guard against bias and support reproducibility [5]. This proposal addresses screening pathways for hypertension in underserved populations, a problem with substantial significance [6]. We will assemble a multidisciplinary team with complementary expertise [7].</w:t>
       </w:r>
     </w:p>
     <w:p>
@@ -96,6 +96,11 @@
     <w:p>
       <w:r>
         <w:t>Budget: personnel $726,017; equipment $113,747; travel $18,865; indirect costs $133,425. Total requested support is $992,054 over 5 years at a R1 institution.</w:t>
+      </w:r>
+    </w:p>
+    <w:p>
+      <w:r>
+        <w:t>As one source notes, “We will assemble a multidisciplinary team with complementary expertise.” [1]</w:t>
       </w:r>
     </w:p>
     <w:p>
